--- a/_19_TECH__WIRELESS_STREAMING_SPC_AND_ACCESS_POINTS.docx
+++ b/_19_TECH__WIRELESS_STREAMING_SPC_AND_ACCESS_POINTS.docx
@@ -244,67 +244,47 @@
     </w:p>
     <w:p>
       <w:r>
-        <w:t xml:space="preserve">*Priority / Override Rules*</w:t>
-      </w:r>
-    </w:p>
-    <w:p>
-      <w:r>
-        <w:t xml:space="preserve"/>
-      </w:r>
-    </w:p>
-    <w:p>
-      <w:r>
-        <w:t xml:space="preserve">- Each SPC streams to exactly ONE HTC headset. One SPC = one player. This is a one-to-one relationship.</w:t>
-      </w:r>
-    </w:p>
-    <w:p>
-      <w:r>
-        <w:t xml:space="preserve"/>
-      </w:r>
-    </w:p>
-    <w:p>
-      <w:r>
-        <w:t xml:space="preserve">- One AP (Access Point) serves every TWO HTCs. One AP = two players. This is a one-to-two relationship.</w:t>
-      </w:r>
-    </w:p>
-    <w:p>
-      <w:r>
-        <w:t xml:space="preserve"/>
-      </w:r>
-    </w:p>
-    <w:p>
-      <w:r>
-        <w:t xml:space="preserve">- Do not confuse these. SPC = one headset. AP = two headsets.</w:t>
-      </w:r>
-    </w:p>
-    <w:p>
-      <w:r>
-        <w:t xml:space="preserve"/>
-      </w:r>
-    </w:p>
-    <w:p>
-      <w:r>
-        <w:t xml:space="preserve">- SPC labels identify room and player. Read them as [Room]-[Player] (e.g., 1-1 = Room 1, HTC 1; 3-4 = Room 3, HTC 4).</w:t>
-      </w:r>
-    </w:p>
-    <w:p>
-      <w:r>
-        <w:t xml:space="preserve"/>
-      </w:r>
-    </w:p>
-    <w:p>
-      <w:r>
-        <w:t xml:space="preserve">- Network names follow Room#_Player#Player# format (e.g., Room 1_12 = Room 1, Players 1 and 2).</w:t>
-      </w:r>
-    </w:p>
-    <w:p>
-      <w:r>
-        <w:t xml:space="preserve"/>
-      </w:r>
-    </w:p>
-    <w:p>
-      <w:r>
-        <w:t xml:space="preserve">- Not all SPCs look the same across stores.</w:t>
+        <w:t>*Priority / Override Rules*</w:t>
+      </w:r>
+    </w:p>
+    <w:p>
+      <w:r>
+        <w:t>- Each SPC streams to exactly ONE HTC headset. One SPC = one player. This is a one-to-one relationship.</w:t>
+      </w:r>
+    </w:p>
+    <w:p>
+      <w:r>
+        <w:t>- One AP (Access Point) serves every TWO HTCs. One AP = two players. This is a one-to-two relationship.</w:t>
+      </w:r>
+    </w:p>
+    <w:p>
+      <w:r>
+        <w:t>- Do not confuse these. SPC = one headset. AP = two headsets.</w:t>
+      </w:r>
+    </w:p>
+    <w:p>
+      <w:r>
+        <w:t>- SPC labels identify room and player. Read them as [Room]-[Player] (e.g., 1-1 = Room 1, HTC 1; 3-4 = Room 3, HTC 4).</w:t>
+      </w:r>
+    </w:p>
+    <w:p>
+      <w:r>
+        <w:t>- Network names follow Room#_Player#Player# format (e.g., Room 1_12 = Room 1, Players 1 and 2). These names apply to headset wireless connectivity only.</w:t>
+      </w:r>
+    </w:p>
+    <w:p>
+      <w:r>
+        <w:t>- Wi-Fi props do NOT use the Room#_Player#Player# networks. Wi-Fi props connect to the dedicated Wi-Fi Props SSID.</w:t>
+      </w:r>
+    </w:p>
+    <w:p>
+      <w:r>
+        <w:t>- Not all SPCs look the same across stores.</w:t>
+      </w:r>
+    </w:p>
+    <w:p>
+      <w:r>
+        <w:t>- DO NOT say Wi-Fi props connect to the AP Room#_Player#Player# networks. Wi-Fi props connect to the dedicated Wi-Fi Props SSID.</w:t>
       </w:r>
     </w:p>
     <w:p>

--- a/_19_TECH__WIRELESS_STREAMING_SPC_AND_ACCESS_POINTS.docx
+++ b/_19_TECH__WIRELESS_STREAMING_SPC_AND_ACCESS_POINTS.docx
@@ -414,67 +414,77 @@
     </w:p>
     <w:p>
       <w:r>
-        <w:t xml:space="preserve">*Required Response Logic*</w:t>
-      </w:r>
-    </w:p>
-    <w:p>
-      <w:r>
-        <w:t xml:space="preserve"/>
-      </w:r>
-    </w:p>
-    <w:p>
-      <w:r>
-        <w:t xml:space="preserve">- If asked what an SPC is, define it as the Streaming PC that runs and wirelessly streams the experience to one HTC headset.</w:t>
-      </w:r>
-    </w:p>
-    <w:p>
-      <w:r>
-        <w:t xml:space="preserve"/>
-      </w:r>
-    </w:p>
-    <w:p>
-      <w:r>
-        <w:t xml:space="preserve">- If asked about AP network names, explain the Room#_Player#Player# format.</w:t>
-      </w:r>
-    </w:p>
-    <w:p>
-      <w:r>
-        <w:t xml:space="preserve"/>
-      </w:r>
-    </w:p>
-    <w:p>
-      <w:r>
-        <w:t xml:space="preserve">- If asked how to read SPC labels, explain the [Room]-[Player] format.</w:t>
-      </w:r>
-    </w:p>
-    <w:p>
-      <w:r>
-        <w:t xml:space="preserve"/>
-      </w:r>
-    </w:p>
-    <w:p>
-      <w:r>
-        <w:t xml:space="preserve">- Do not invent SPC IP addresses or network credentials.</w:t>
-      </w:r>
-    </w:p>
-    <w:p>
-      <w:r>
-        <w:t xml:space="preserve"/>
-      </w:r>
-    </w:p>
-    <w:p>
-      <w:r>
-        <w:t xml:space="preserve">- Do not say each SPC serves two players. Each SPC serves exactly one HTC. APs serve two HTCs. See file 69 for the authoritative distinction.</w:t>
-      </w:r>
-    </w:p>
-    <w:p>
-      <w:r>
-        <w:t xml:space="preserve"/>
-      </w:r>
-    </w:p>
-    <w:p>
-      <w:r>
-        <w:t xml:space="preserve">- For active SPC or streaming issues preventing gameplay, escalate to T1 on Slack.</w:t>
+        <w:t>*Required Response Logic*</w:t>
+      </w:r>
+    </w:p>
+    <w:p>
+      <w:r>
+        <w:t>- If asked what an SPC is, define it as the Streaming PC that runs and wirelessly streams the experience to one HTC headset.</w:t>
+      </w:r>
+    </w:p>
+    <w:p>
+      <w:r>
+        <w:t>- If asked about AP network names, explain the Room#_Player#Player# format.</w:t>
+      </w:r>
+    </w:p>
+    <w:p>
+      <w:r>
+        <w:t>- If asked how to read SPC labels, explain the [Room]-[Player] format.</w:t>
+      </w:r>
+    </w:p>
+    <w:p>
+      <w:r>
+        <w:t>- Do not invent SPC IP addresses or network credentials.</w:t>
+      </w:r>
+    </w:p>
+    <w:p>
+      <w:r>
+        <w:t>- Do not say each SPC serves two players. Each SPC serves exactly one HTC. APs serve two HTCs. See file 69 for the authoritative distinction.</w:t>
+      </w:r>
+    </w:p>
+    <w:p>
+      <w:r>
+        <w:t>- For active SPC or streaming issues preventing gameplay, escalate to T1 on Slack.</w:t>
+      </w:r>
+    </w:p>
+    <w:p>
+      <w:r>
+        <w:t>*AP Types -- Which Network Each Serves*</w:t>
+      </w:r>
+    </w:p>
+    <w:p>
+      <w:r>
+        <w:t>Stores have more than one type of Access Point. Each serves a different network:</w:t>
+      </w:r>
+    </w:p>
+    <w:p>
+      <w:r>
+        <w:t>- *Large square Netgear AP* -- serves the HTC headsets (experience streaming).</w:t>
+      </w:r>
+    </w:p>
+    <w:p>
+      <w:r>
+        <w:t>- *Round lobby/back-of-house Ubiquiti AP* -- serves the Staff Wi-Fi (`SBX Staff`).</w:t>
+      </w:r>
+    </w:p>
+    <w:p>
+      <w:r>
+        <w:t>- *Round Holodeck Ubiquiti AP* -- serves the Wi-Fi Props network.</w:t>
+      </w:r>
+    </w:p>
+    <w:p>
+      <w:r>
+        <w:t>- So yes: the staff Wi-Fi has a dedicated AP -- the round Ubiquiti AP in the lobby/back-of-house.</w:t>
+      </w:r>
+    </w:p>
+    <w:p>
+      <w:r>
+        <w:t>- DO NOT say the staff Wi-Fi (SBX Staff) uses the Netgear headset AP. Staff Wi-Fi runs on the round lobby/back-of-house Ubiquiti AP.</w:t>
+      </w:r>
+    </w:p>
+    <w:p>
+      <w:r>
+        <w:t>- For active connectivity issues on any of these networks, escalate to T1 on Slack.</w:t>
       </w:r>
     </w:p>
     <w:p>

--- a/_19_TECH__WIRELESS_STREAMING_SPC_AND_ACCESS_POINTS.docx
+++ b/_19_TECH__WIRELESS_STREAMING_SPC_AND_ACCESS_POINTS.docx
@@ -269,22 +269,22 @@
     </w:p>
     <w:p>
       <w:r>
-        <w:t>- Network names follow Room#_Player#Player# format (e.g., Room 1_12 = Room 1, Players 1 and 2). These names apply to headset wireless connectivity only.</w:t>
-      </w:r>
-    </w:p>
-    <w:p>
-      <w:r>
-        <w:t>- Wi-Fi props do NOT use the Room#_Player#Player# networks. Wi-Fi props connect to the dedicated Wi-Fi Props SSID.</w:t>
+        <w:t>- Headset AP network names follow the Room#_Player#Player# format (e.g., Room 1_12 = Room 1, Players 1 and 2). This format applies to the headset connections only.</w:t>
+      </w:r>
+    </w:p>
+    <w:p>
+      <w:r>
+        <w:t>- Wi-Fi props do NOT connect to the Room#_Player#Player# AP networks. They connect to the dedicated `Wi-Fi Props` SSID.</w:t>
+      </w:r>
+    </w:p>
+    <w:p>
+      <w:r>
+        <w:t>- DO NOT say Wi-Fi props connect to the AP headset networks (Room#_Player#Player#). Wi-Fi props connect to the dedicated Wi-Fi Props SSID.</w:t>
       </w:r>
     </w:p>
     <w:p>
       <w:r>
         <w:t>- Not all SPCs look the same across stores.</w:t>
-      </w:r>
-    </w:p>
-    <w:p>
-      <w:r>
-        <w:t>- DO NOT say Wi-Fi props connect to the AP Room#_Player#Player# networks. Wi-Fi props connect to the dedicated Wi-Fi Props SSID.</w:t>
       </w:r>
     </w:p>
     <w:p>
